--- a/content-pipeline/06-word-documents/02-english-word/003_ben-thanh-market-food-guide.docx
+++ b/content-pipeline/06-word-documents/02-english-word/003_ben-thanh-market-food-guide.docx
@@ -114,275 +114,6 @@
         </w:rPr>
         <w:t>. Here, ancestral culinary techniques from Chinese Chợ Lớn immigrants, Khmer riverine traditions, and southern Vietnamese delta farmers coalesce into an irresistible feast for the senses.</w:t>
       </w:r>
-    </w:p>
-    <w:p>
-      <w:pPr>
-        <w:spacing w:before="120" w:after="120"/>
-        <w:jc w:val="center"/>
-      </w:pPr>
-      <w:r>
-        <w:rPr>
-          <w:color w:val="CBD5E1"/>
-        </w:rPr>
-        <w:t>―――――――――――――――――――――――――――――――――――――――――――――</w:t>
-      </w:r>
-    </w:p>
-    <w:p>
-      <w:pPr>
-        <w:keepNext/>
-        <w:spacing w:before="320" w:after="120" w:line="276" w:lineRule="auto"/>
-      </w:pPr>
-      <w:r>
-        <w:rPr>
-          <w:rFonts w:ascii="Calibri" w:hAnsi="Calibri"/>
-          <w:b/>
-          <w:color w:val="1B365D"/>
-          <w:sz w:val="32"/>
-        </w:rPr>
-        <w:t>Quick Overview Stats (2026 Gastronomic Dimensions)</w:t>
-      </w:r>
-    </w:p>
-    <w:tbl>
-      <w:tblPr>
-        <w:tblW w:type="auto" w:w="0"/>
-        <w:jc w:val="center"/>
-        <w:tblLook w:firstColumn="1" w:firstRow="1" w:lastColumn="0" w:lastRow="0" w:noHBand="0" w:noVBand="1" w:val="04A0"/>
-        <w:tblBorders>
-          <w:top w:val="single" w:sz="4" w:space="0" w:color="CBD5E1"/>
-          <w:bottom w:val="single" w:sz="6" w:space="0" w:color="1B365D"/>
-          <w:left w:val="none"/>
-          <w:right w:val="none"/>
-          <w:insideH w:val="single" w:sz="4" w:space="0" w:color="CBD5E1"/>
-          <w:insideV w:val="none"/>
-        </w:tblBorders>
-      </w:tblPr>
-      <w:tblGrid>
-        <w:gridCol w:w="2484"/>
-        <w:gridCol w:w="2484"/>
-        <w:gridCol w:w="2484"/>
-        <w:gridCol w:w="2484"/>
-      </w:tblGrid>
-      <w:tr>
-        <w:tc>
-          <w:tcPr>
-            <w:tcW w:type="dxa" w:w="2484"/>
-            <w:vAlign w:val="center"/>
-            <w:shd w:fill="1B365D"/>
-            <w:tcMar>
-              <w:top w:w="140" w:type="dxa"/>
-              <w:bottom w:w="140" w:type="dxa"/>
-              <w:left w:w="150" w:type="dxa"/>
-              <w:right w:w="150" w:type="dxa"/>
-            </w:tcMar>
-          </w:tcPr>
-          <w:p>
-            <w:pPr>
-              <w:spacing w:before="0" w:after="0" w:line="276" w:lineRule="auto"/>
-            </w:pPr>
-            <w:r>
-              <w:rPr>
-                <w:rFonts w:ascii="Calibri" w:hAnsi="Calibri"/>
-                <w:b/>
-                <w:color w:val="FFFFFF"/>
-                <w:sz w:val="19"/>
-              </w:rPr>
-              <w:t>🍲 Culinary Heritage</w:t>
-            </w:r>
-          </w:p>
-        </w:tc>
-        <w:tc>
-          <w:tcPr>
-            <w:tcW w:type="dxa" w:w="2484"/>
-            <w:vAlign w:val="center"/>
-            <w:shd w:fill="1B365D"/>
-            <w:tcMar>
-              <w:top w:w="140" w:type="dxa"/>
-              <w:bottom w:w="140" w:type="dxa"/>
-              <w:left w:w="150" w:type="dxa"/>
-              <w:right w:w="150" w:type="dxa"/>
-            </w:tcMar>
-          </w:tcPr>
-          <w:p>
-            <w:pPr>
-              <w:spacing w:before="0" w:after="0" w:line="276" w:lineRule="auto"/>
-            </w:pPr>
-            <w:r>
-              <w:rPr>
-                <w:rFonts w:ascii="Calibri" w:hAnsi="Calibri"/>
-                <w:b/>
-                <w:color w:val="FFFFFF"/>
-                <w:sz w:val="19"/>
-              </w:rPr>
-              <w:t>🕒 Operational Hours</w:t>
-            </w:r>
-          </w:p>
-        </w:tc>
-        <w:tc>
-          <w:tcPr>
-            <w:tcW w:type="dxa" w:w="2484"/>
-            <w:vAlign w:val="center"/>
-            <w:shd w:fill="1B365D"/>
-            <w:tcMar>
-              <w:top w:w="140" w:type="dxa"/>
-              <w:bottom w:w="140" w:type="dxa"/>
-              <w:left w:w="150" w:type="dxa"/>
-              <w:right w:w="150" w:type="dxa"/>
-            </w:tcMar>
-          </w:tcPr>
-          <w:p>
-            <w:pPr>
-              <w:spacing w:before="0" w:after="0" w:line="276" w:lineRule="auto"/>
-            </w:pPr>
-            <w:r>
-              <w:rPr>
-                <w:rFonts w:ascii="Calibri" w:hAnsi="Calibri"/>
-                <w:b/>
-                <w:color w:val="FFFFFF"/>
-                <w:sz w:val="19"/>
-              </w:rPr>
-              <w:t>🎟️ 2026 Reference Tariffs</w:t>
-            </w:r>
-          </w:p>
-        </w:tc>
-        <w:tc>
-          <w:tcPr>
-            <w:tcW w:type="dxa" w:w="2484"/>
-            <w:vAlign w:val="center"/>
-            <w:shd w:fill="1B365D"/>
-            <w:tcMar>
-              <w:top w:w="140" w:type="dxa"/>
-              <w:bottom w:w="140" w:type="dxa"/>
-              <w:left w:w="150" w:type="dxa"/>
-              <w:right w:w="150" w:type="dxa"/>
-            </w:tcMar>
-          </w:tcPr>
-          <w:p>
-            <w:pPr>
-              <w:spacing w:before="0" w:after="0" w:line="276" w:lineRule="auto"/>
-            </w:pPr>
-            <w:r>
-              <w:rPr>
-                <w:rFonts w:ascii="Calibri" w:hAnsi="Calibri"/>
-                <w:b/>
-                <w:color w:val="FFFFFF"/>
-                <w:sz w:val="19"/>
-              </w:rPr>
-              <w:t>🌟 Signature Highlights</w:t>
-            </w:r>
-          </w:p>
-        </w:tc>
-      </w:tr>
-      <w:tr>
-        <w:tc>
-          <w:tcPr>
-            <w:tcW w:type="dxa" w:w="2484"/>
-            <w:vAlign w:val="center"/>
-            <w:shd w:fill="F8FAFC"/>
-            <w:tcMar>
-              <w:top w:w="100" w:type="dxa"/>
-              <w:bottom w:w="100" w:type="dxa"/>
-              <w:left w:w="150" w:type="dxa"/>
-              <w:right w:w="150" w:type="dxa"/>
-            </w:tcMar>
-          </w:tcPr>
-          <w:p>
-            <w:pPr>
-              <w:spacing w:before="0" w:after="0" w:line="276" w:lineRule="auto"/>
-            </w:pPr>
-            <w:r>
-              <w:rPr>
-                <w:rFonts w:ascii="Calibri" w:hAnsi="Calibri"/>
-                <w:color w:val="1E293B"/>
-                <w:sz w:val="19"/>
-              </w:rPr>
-              <w:t>Southern Delta, Teochew &amp; Khmer Fusion</w:t>
-            </w:r>
-          </w:p>
-        </w:tc>
-        <w:tc>
-          <w:tcPr>
-            <w:tcW w:type="dxa" w:w="2484"/>
-            <w:vAlign w:val="center"/>
-            <w:shd w:fill="F8FAFC"/>
-            <w:tcMar>
-              <w:top w:w="100" w:type="dxa"/>
-              <w:bottom w:w="100" w:type="dxa"/>
-              <w:left w:w="150" w:type="dxa"/>
-              <w:right w:w="150" w:type="dxa"/>
-            </w:tcMar>
-          </w:tcPr>
-          <w:p>
-            <w:pPr>
-              <w:spacing w:before="0" w:after="0" w:line="276" w:lineRule="auto"/>
-            </w:pPr>
-            <w:r>
-              <w:rPr>
-                <w:rFonts w:ascii="Calibri" w:hAnsi="Calibri"/>
-                <w:color w:val="1E293B"/>
-                <w:sz w:val="19"/>
-              </w:rPr>
-              <w:t>06:00 – 18:00 (Market) &amp; 18:00 – 23:30 (Street)</w:t>
-            </w:r>
-          </w:p>
-        </w:tc>
-        <w:tc>
-          <w:tcPr>
-            <w:tcW w:type="dxa" w:w="2484"/>
-            <w:vAlign w:val="center"/>
-            <w:shd w:fill="F8FAFC"/>
-            <w:tcMar>
-              <w:top w:w="100" w:type="dxa"/>
-              <w:bottom w:w="100" w:type="dxa"/>
-              <w:left w:w="150" w:type="dxa"/>
-              <w:right w:w="150" w:type="dxa"/>
-            </w:tcMar>
-          </w:tcPr>
-          <w:p>
-            <w:pPr>
-              <w:spacing w:before="0" w:after="0" w:line="276" w:lineRule="auto"/>
-            </w:pPr>
-            <w:r>
-              <w:rPr>
-                <w:rFonts w:ascii="Calibri" w:hAnsi="Calibri"/>
-                <w:color w:val="1E293B"/>
-                <w:sz w:val="19"/>
-              </w:rPr>
-              <w:t>30,000 – 120,000 VND / dish</w:t>
-            </w:r>
-          </w:p>
-        </w:tc>
-        <w:tc>
-          <w:tcPr>
-            <w:tcW w:type="dxa" w:w="2484"/>
-            <w:vAlign w:val="center"/>
-            <w:shd w:fill="F8FAFC"/>
-            <w:tcMar>
-              <w:top w:w="100" w:type="dxa"/>
-              <w:bottom w:w="100" w:type="dxa"/>
-              <w:left w:w="150" w:type="dxa"/>
-              <w:right w:w="150" w:type="dxa"/>
-            </w:tcMar>
-          </w:tcPr>
-          <w:p>
-            <w:pPr>
-              <w:spacing w:before="0" w:after="0" w:line="276" w:lineRule="auto"/>
-            </w:pPr>
-            <w:r>
-              <w:rPr>
-                <w:rFonts w:ascii="Calibri" w:hAnsi="Calibri"/>
-                <w:color w:val="1E293B"/>
-                <w:sz w:val="19"/>
-              </w:rPr>
-              <w:t>East Gate Bún Riêu &amp; Grilled Betel Beef</w:t>
-            </w:r>
-          </w:p>
-        </w:tc>
-      </w:tr>
-    </w:tbl>
-    <w:p>
-      <w:pPr>
-        <w:spacing w:before="0" w:after="80"/>
-      </w:pPr>
     </w:p>
     <w:p>
       <w:pPr>

--- a/content-pipeline/06-word-documents/02-english-word/003_ben-thanh-market-food-guide.docx
+++ b/content-pipeline/06-word-documents/02-english-word/003_ben-thanh-market-food-guide.docx
@@ -258,7 +258,7 @@
           <w:color w:val="1B365D"/>
           <w:sz w:val="32"/>
         </w:rPr>
-        <w:t>1. Southern Gastronomic Philosophy: The Bold Soul of Alluvial Soil</w:t>
+        <w:t>Southern Gastronomic Philosophy: The Bold Soul of Alluvial Soil</w:t>
       </w:r>
     </w:p>
     <w:p>
@@ -328,7 +328,7 @@
           <w:color w:val="1B365D"/>
           <w:sz w:val="32"/>
         </w:rPr>
-        <w:t>2. Deconstructing 5 Heritage Stalls Inside the Market (Daytime)</w:t>
+        <w:t>Deconstructing 5 Heritage Stalls Inside the Market (Daytime)</w:t>
       </w:r>
     </w:p>
     <w:p>
@@ -343,7 +343,7 @@
           <w:color w:val="D97706"/>
           <w:sz w:val="26"/>
         </w:rPr>
-        <w:t>2.1. East Gate Bún Riêu: Freshwater Crab Alchemy</w:t>
+        <w:t>East Gate Bún Riêu: Freshwater Crab Alchemy</w:t>
       </w:r>
     </w:p>
     <w:p>
@@ -444,7 +444,7 @@
           <w:color w:val="D97706"/>
           <w:sz w:val="26"/>
         </w:rPr>
-        <w:t>2.2. Mekong Delta Bún Mắm: The Essence of the Great River</w:t>
+        <w:t>Mekong Delta Bún Mắm: The Essence of the Great River</w:t>
       </w:r>
     </w:p>
     <w:p>
@@ -539,7 +539,7 @@
           <w:color w:val="D97706"/>
           <w:sz w:val="26"/>
         </w:rPr>
-        <w:t>2.3. Gỏi Cuốn: The Pure Poetry of Rice Paper Rolls</w:t>
+        <w:t>Gỏi Cuốn: The Pure Poetry of Rice Paper Rolls</w:t>
       </w:r>
     </w:p>
     <w:p>
@@ -567,7 +567,7 @@
           <w:color w:val="D97706"/>
           <w:sz w:val="26"/>
         </w:rPr>
-        <w:t>2.4. Central Vietnamese Steamed Rice Cakes: The Hue Connection</w:t>
+        <w:t>Central Vietnamese Steamed Rice Cakes: The Hue Connection</w:t>
       </w:r>
     </w:p>
     <w:p>
@@ -612,7 +612,7 @@
           <w:color w:val="D97706"/>
           <w:sz w:val="26"/>
         </w:rPr>
-        <w:t>2.5. Ba Muoi’s Sweet Soup Stall: 60 Years of Sugarcane Romance</w:t>
+        <w:t>Ba Muoi’s Sweet Soup Stall: 60 Years of Sugarcane Romance</w:t>
       </w:r>
     </w:p>
     <w:p>
@@ -686,7 +686,7 @@
           <w:color w:val="1B365D"/>
           <w:sz w:val="32"/>
         </w:rPr>
-        <w:t>3. Phan Boi Chau Night Dining: Charcoal Braziers Beneath the Neon Sky</w:t>
+        <w:t>Phan Boi Chau Night Dining: Charcoal Braziers Beneath the Neon Sky</w:t>
       </w:r>
     </w:p>
     <w:p>
@@ -789,7 +789,7 @@
           <w:color w:val="1B365D"/>
           <w:sz w:val="32"/>
         </w:rPr>
-        <w:t>4. Tasting Matrix: Comparing Ben Thanh’s Culinary Signatures</w:t>
+        <w:t>Tasting Matrix: Comparing Ben Thanh’s Culinary Signatures</w:t>
       </w:r>
     </w:p>
     <w:tbl>
@@ -1640,7 +1640,7 @@
           <w:color w:val="1B365D"/>
           <w:sz w:val="32"/>
         </w:rPr>
-        <w:t>5. Field Notes for Conscious Gourmands (2026)</w:t>
+        <w:t>Field Notes for Conscious Gourmands (2026)</w:t>
       </w:r>
     </w:p>
     <w:p>

--- a/content-pipeline/06-word-documents/02-english-word/003_ben-thanh-market-food-guide.docx
+++ b/content-pipeline/06-word-documents/02-english-word/003_ben-thanh-market-food-guide.docx
@@ -13,7 +13,7 @@
           <w:color w:val="1B365D"/>
           <w:sz w:val="42"/>
         </w:rPr>
-        <w:t>The Culinary Maze of Ben Thanh: Signature Stalls &amp; Night Street Delicacies</w:t>
+        <w:t>Ben Thanh Market Food Guide: Iconic Heritage Stalls &amp; Night Street Dining</w:t>
       </w:r>
     </w:p>
     <w:tbl>
@@ -208,7 +208,7 @@
           <w:color w:val="1E293B"/>
           <w:sz w:val="20"/>
         </w:rPr>
-        <w:t xml:space="preserve"> Showcased in jewel-toned glass bowls at Ba Muoi’s traditional dessert stall, serving market crowds since 1968.</w:t>
+        <w:t xml:space="preserve"> Showcased in jewel-toned glass bowls at Che Be’s traditional dessert stall (Stall 1119), serving market crowds since 1968.</w:t>
       </w:r>
     </w:p>
     <w:p>
@@ -258,7 +258,7 @@
           <w:color w:val="1B365D"/>
           <w:sz w:val="32"/>
         </w:rPr>
-        <w:t>Southern Gastronomic Philosophy: The Bold Soul of Alluvial Soil</w:t>
+        <w:t>Southern Culinary Philosophy: The Bold Soul of Alluvial Soil</w:t>
       </w:r>
     </w:p>
     <w:p>
@@ -612,7 +612,7 @@
           <w:color w:val="D97706"/>
           <w:sz w:val="26"/>
         </w:rPr>
-        <w:t>Ba Muoi’s Sweet Soup Stall: 60 Years of Sugarcane Romance</w:t>
+        <w:t>Chè Bé Dessert Stall (Stall 1119): Southern Sweet Soups Since 1968</w:t>
       </w:r>
     </w:p>
     <w:p>
@@ -686,7 +686,7 @@
           <w:color w:val="1B365D"/>
           <w:sz w:val="32"/>
         </w:rPr>
-        <w:t>Phan Boi Chau Night Dining: Charcoal Braziers Beneath the Neon Sky</w:t>
+        <w:t>Phan Boi Chau Street at Night: Sizzling Seafood &amp; Charcoal Grills</w:t>
       </w:r>
     </w:p>
     <w:p>
@@ -1640,7 +1640,7 @@
           <w:color w:val="1B365D"/>
           <w:sz w:val="32"/>
         </w:rPr>
-        <w:t>Field Notes for Conscious Gourmands (2026)</w:t>
+        <w:t>Field Notes for Food Lovers (2026)</w:t>
       </w:r>
     </w:p>
     <w:p>

--- a/content-pipeline/06-word-documents/02-english-word/003_ben-thanh-market-food-guide.docx
+++ b/content-pipeline/06-word-documents/02-english-word/003_ben-thanh-market-food-guide.docx
@@ -1800,6 +1800,246 @@
     </w:p>
     <w:p>
       <w:pPr>
+        <w:spacing w:before="120" w:after="120"/>
+        <w:jc w:val="center"/>
+      </w:pPr>
+      <w:r>
+        <w:rPr>
+          <w:color w:val="CBD5E1"/>
+        </w:rPr>
+        <w:t>―――――――――――――――――――――――――――――――――――――――――――――</w:t>
+      </w:r>
+    </w:p>
+    <w:p>
+      <w:pPr>
+        <w:keepNext/>
+        <w:spacing w:before="320" w:after="120" w:line="276" w:lineRule="auto"/>
+      </w:pPr>
+      <w:r>
+        <w:rPr>
+          <w:rFonts w:ascii="Calibri" w:hAnsi="Calibri"/>
+          <w:b/>
+          <w:color w:val="1B365D"/>
+          <w:sz w:val="32"/>
+        </w:rPr>
+        <w:t>🗺️ Curated Cluster Connections</w:t>
+      </w:r>
+    </w:p>
+    <w:p>
+      <w:pPr>
+        <w:spacing w:before="40" w:after="120" w:line="276" w:lineRule="auto"/>
+      </w:pPr>
+      <w:r>
+        <w:rPr>
+          <w:rFonts w:ascii="Calibri" w:hAnsi="Calibri"/>
+          <w:color w:val="1E293B"/>
+          <w:sz w:val="21"/>
+        </w:rPr>
+        <w:t>To help you navigate District 1 with ease, explore our companion heritage guides:</w:t>
+      </w:r>
+      <w:r>
+        <w:rPr>
+          <w:rFonts w:ascii="Calibri" w:hAnsi="Calibri"/>
+          <w:color w:val="1E293B"/>
+          <w:sz w:val="21"/>
+        </w:rPr>
+      </w:r>
+      <w:r>
+        <w:rPr>
+          <w:rFonts w:ascii="Calibri" w:hAnsi="Calibri"/>
+          <w:color w:val="1E293B"/>
+          <w:sz w:val="21"/>
+        </w:rPr>
+        <w:br/>
+        <w:t xml:space="preserve">- </w:t>
+      </w:r>
+      <w:r>
+        <w:rPr>
+          <w:rFonts w:ascii="Calibri" w:hAnsi="Calibri"/>
+          <w:b/>
+          <w:color w:val="1E293B"/>
+          <w:sz w:val="21"/>
+        </w:rPr>
+        <w:t>Things to Do in Ben Thanh Market:</w:t>
+      </w:r>
+      <w:r>
+        <w:rPr>
+          <w:rFonts w:ascii="Calibri" w:hAnsi="Calibri"/>
+          <w:color w:val="1E293B"/>
+          <w:sz w:val="21"/>
+        </w:rPr>
+        <w:t xml:space="preserve"> discovering the 15 highlighted </w:t>
+      </w:r>
+      <w:r>
+        <w:rPr>
+          <w:rFonts w:ascii="Calibri" w:hAnsi="Calibri"/>
+          <w:color w:val="1E293B"/>
+          <w:sz w:val="21"/>
+          <w:u w:val="single"/>
+        </w:rPr>
+        <w:t>things to do in Ben Thanh Market</w:t>
+      </w:r>
+      <w:r>
+        <w:rPr>
+          <w:rFonts w:ascii="Calibri" w:hAnsi="Calibri"/>
+          <w:color w:val="1E293B"/>
+          <w:sz w:val="21"/>
+        </w:rPr>
+        <w:t>.</w:t>
+      </w:r>
+      <w:r>
+        <w:rPr>
+          <w:rFonts w:ascii="Calibri" w:hAnsi="Calibri"/>
+          <w:color w:val="1E293B"/>
+          <w:sz w:val="21"/>
+        </w:rPr>
+      </w:r>
+      <w:r>
+        <w:rPr>
+          <w:rFonts w:ascii="Calibri" w:hAnsi="Calibri"/>
+          <w:color w:val="1E293B"/>
+          <w:sz w:val="21"/>
+        </w:rPr>
+        <w:br/>
+        <w:t xml:space="preserve">- </w:t>
+      </w:r>
+      <w:r>
+        <w:rPr>
+          <w:rFonts w:ascii="Calibri" w:hAnsi="Calibri"/>
+          <w:b/>
+          <w:color w:val="1E293B"/>
+          <w:sz w:val="21"/>
+        </w:rPr>
+        <w:t>Ben Thanh Market Scams &amp; Safety Guide:</w:t>
+      </w:r>
+      <w:r>
+        <w:rPr>
+          <w:rFonts w:ascii="Calibri" w:hAnsi="Calibri"/>
+          <w:color w:val="1E293B"/>
+          <w:sz w:val="21"/>
+        </w:rPr>
+        <w:t xml:space="preserve"> learning fair price benchmarks from our </w:t>
+      </w:r>
+      <w:r>
+        <w:rPr>
+          <w:rFonts w:ascii="Calibri" w:hAnsi="Calibri"/>
+          <w:color w:val="1E293B"/>
+          <w:sz w:val="21"/>
+          <w:u w:val="single"/>
+        </w:rPr>
+        <w:t>Ben Thanh Market scams and safety guide</w:t>
+      </w:r>
+      <w:r>
+        <w:rPr>
+          <w:rFonts w:ascii="Calibri" w:hAnsi="Calibri"/>
+          <w:color w:val="1E293B"/>
+          <w:sz w:val="21"/>
+        </w:rPr>
+        <w:t>.</w:t>
+      </w:r>
+      <w:r>
+        <w:rPr>
+          <w:rFonts w:ascii="Calibri" w:hAnsi="Calibri"/>
+          <w:color w:val="1E293B"/>
+          <w:sz w:val="21"/>
+        </w:rPr>
+      </w:r>
+      <w:r>
+        <w:rPr>
+          <w:rFonts w:ascii="Calibri" w:hAnsi="Calibri"/>
+          <w:color w:val="1E293B"/>
+          <w:sz w:val="21"/>
+        </w:rPr>
+        <w:br/>
+        <w:t xml:space="preserve">- </w:t>
+      </w:r>
+      <w:r>
+        <w:rPr>
+          <w:rFonts w:ascii="Calibri" w:hAnsi="Calibri"/>
+          <w:b/>
+          <w:color w:val="1E293B"/>
+          <w:sz w:val="21"/>
+        </w:rPr>
+        <w:t>Best Rooftop Bars Near Ben Thanh:</w:t>
+      </w:r>
+      <w:r>
+        <w:rPr>
+          <w:rFonts w:ascii="Calibri" w:hAnsi="Calibri"/>
+          <w:color w:val="1E293B"/>
+          <w:sz w:val="21"/>
+        </w:rPr>
+        <w:t xml:space="preserve"> enjoying sunset drinks at the </w:t>
+      </w:r>
+      <w:r>
+        <w:rPr>
+          <w:rFonts w:ascii="Calibri" w:hAnsi="Calibri"/>
+          <w:color w:val="1E293B"/>
+          <w:sz w:val="21"/>
+          <w:u w:val="single"/>
+        </w:rPr>
+        <w:t>best rooftop bars near Ben Thanh</w:t>
+      </w:r>
+      <w:r>
+        <w:rPr>
+          <w:rFonts w:ascii="Calibri" w:hAnsi="Calibri"/>
+          <w:color w:val="1E293B"/>
+          <w:sz w:val="21"/>
+        </w:rPr>
+        <w:t>.</w:t>
+      </w:r>
+      <w:r>
+        <w:rPr>
+          <w:rFonts w:ascii="Calibri" w:hAnsi="Calibri"/>
+          <w:color w:val="1E293B"/>
+          <w:sz w:val="21"/>
+        </w:rPr>
+      </w:r>
+      <w:r>
+        <w:rPr>
+          <w:rFonts w:ascii="Calibri" w:hAnsi="Calibri"/>
+          <w:color w:val="1E293B"/>
+          <w:sz w:val="21"/>
+        </w:rPr>
+        <w:br/>
+        <w:t xml:space="preserve">- </w:t>
+      </w:r>
+      <w:r>
+        <w:rPr>
+          <w:rFonts w:ascii="Calibri" w:hAnsi="Calibri"/>
+          <w:b/>
+          <w:color w:val="1E293B"/>
+          <w:sz w:val="21"/>
+        </w:rPr>
+        <w:t>Money Exchange at Ha Tam Gold Shop:</w:t>
+      </w:r>
+      <w:r>
+        <w:rPr>
+          <w:rFonts w:ascii="Calibri" w:hAnsi="Calibri"/>
+          <w:color w:val="1E293B"/>
+          <w:sz w:val="21"/>
+        </w:rPr>
+        <w:t xml:space="preserve"> exchanging spending cash at the trusted </w:t>
+      </w:r>
+      <w:r>
+        <w:rPr>
+          <w:rFonts w:ascii="Calibri" w:hAnsi="Calibri"/>
+          <w:color w:val="1E293B"/>
+          <w:sz w:val="21"/>
+          <w:u w:val="single"/>
+        </w:rPr>
+        <w:t>money exchange near Ben Thanh Market</w:t>
+      </w:r>
+      <w:r>
+        <w:rPr>
+          <w:rFonts w:ascii="Calibri" w:hAnsi="Calibri"/>
+          <w:color w:val="1E293B"/>
+          <w:sz w:val="21"/>
+        </w:rPr>
+        <w:t>.</w:t>
+      </w:r>
+    </w:p>
+    <w:p>
+      <w:pPr>
         <w:keepNext/>
         <w:spacing w:before="320" w:after="120" w:line="276" w:lineRule="auto"/>
       </w:pPr>
